--- a/clanki/Izbira med varčevanjem in investiranjem.docx
+++ b/clanki/Izbira med varčevanjem in investiranjem.docx
@@ -1360,17 +1360,15 @@
       <w:pPr>
         <w:spacing w:after="0" w:line="240" w:lineRule="auto"/>
         <w:rPr>
-          <w:color w:val="EE0000"/>
-          <w:lang w:val="sl-SI"/>
-        </w:rPr>
-      </w:pPr>
-      <w:r>
-        <w:rPr>
-          <w:color w:val="EE0000"/>
+          <w:lang w:val="sl-SI"/>
+        </w:rPr>
+      </w:pPr>
+      <w:r>
+        <w:rPr>
           <w:lang w:val="sl-SI"/>
         </w:rPr>
         <w:lastRenderedPageBreak/>
-        <w:t>Varčevanje ali investiranje? Leta 2026 se obrestne mere dvigajo, inflacija ostaja, možnosti pa so širše kot kadarkoli. V tem vodniku razločno pojasnimo, kdaj je varčevanje prava izbira, kdaj se bolj splača investirati in kako najti ravnovesje med varnostjo in dolgoročno rastjo.</w:t>
+        <w:t>Varčevanje ali investiranje? Leta 2026 se obrestne mere dvigajo, inflacija ostaja, možnosti pa so širše kot kadarkoli. V tem vodniku pojasnimo, kdaj je varčevanje prava izbira, kdaj se bolj splača investirati in kako najti ravnovesje med varnostjo in dolgoročno rastjo.</w:t>
       </w:r>
     </w:p>
     <w:p>
